--- a/racconti/docx/finche.docx
+++ b/racconti/docx/finche.docx
@@ -132,7 +132,14 @@
       </w:pPr>
       <w:r>
         <w:rPr/>
-        <w:t>Ero stata attratta dal suo cappello, un cilindro a falda stretta, e dal suo strano modo di far girare un quarto di dollaro tra le dita, vagamente ipnotico. Mi sedetti. Arthur non era ancora arrivato, e fuori minacciava pioggia.</w:t>
+        <w:t>Ero stata attratta dal suo cappello, un cilindro a falda stretta, e dal suo strano modo di far girare un quarto di dollaro tra le dita, vagamente ipnotico. Mi sedetti. Arthur non era ancora arriv</w:t>
+      </w:r>
+      <w:r>
+        <w:rPr>
+          <w:b/>
+          <w:bCs/>
+        </w:rPr>
+        <w:t>ato e fuori minacciava pioggia.</w:t>
       </w:r>
     </w:p>
     <w:p>
@@ -288,7 +295,32 @@
       </w:pPr>
       <w:r>
         <w:rPr/>
-        <w:t>Mi fermai. L'uomo aveva un pizzetto brizzolato e due occhi che brillavano alla luce della lampada a olio sul tavolo. Sorrideva come avrebbe sorriso una salamandra. Ma c'era qualcosa, in lui, che non riuscivo a identificare, come l'indovinello di una sfinge.</w:t>
+        <w:t xml:space="preserve">Mi fermai. L'uomo aveva un pizzetto brizzolato e due occhi che brillavano alla luce della lampada a olio sul tavolo. Sorrideva come avrebbe sorriso una </w:t>
+      </w:r>
+      <w:r>
+        <w:rPr>
+          <w:b/>
+          <w:bCs/>
+        </w:rPr>
+        <w:t xml:space="preserve">salamandra. </w:t>
+      </w:r>
+      <w:r>
+        <w:rPr>
+          <w:b/>
+          <w:bCs/>
+        </w:rPr>
+        <w:t>C</w:t>
+      </w:r>
+      <w:r>
+        <w:rPr>
+          <w:b/>
+          <w:bCs/>
+        </w:rPr>
+        <w:t>'er</w:t>
+      </w:r>
+      <w:r>
+        <w:rPr/>
+        <w:t>a qualcosa, in lui, che non riuscivo a identificare, come l'indovinello di una sfinge.</w:t>
       </w:r>
     </w:p>
     <w:p>
@@ -356,23 +388,155 @@
         <w:pStyle w:val="Normal"/>
         <w:ind w:firstLine="425"/>
         <w:jc w:val="both"/>
-        <w:rPr/>
-      </w:pPr>
-      <w:r>
-        <w:rPr/>
-        <w:t>Sorrise.</w:t>
-      </w:r>
-    </w:p>
-    <w:p>
-      <w:pPr>
-        <w:pStyle w:val="Normal"/>
-        <w:ind w:firstLine="425"/>
-        <w:jc w:val="both"/>
-        <w:rPr/>
-      </w:pPr>
-      <w:r>
-        <w:rPr/>
-        <w:t>«Nel sogno sei da solo: tutti gli altri sono prodotti dalla tua mente» azzardai allora.</w:t>
+        <w:rPr>
+          <w:b/>
+          <w:bCs/>
+        </w:rPr>
+      </w:pPr>
+      <w:r>
+        <w:rPr>
+          <w:b/>
+          <w:bCs/>
+        </w:rPr>
+        <w:t>«</w:t>
+      </w:r>
+      <w:r>
+        <w:rPr>
+          <w:b/>
+          <w:bCs/>
+        </w:rPr>
+        <w:t>E saprebbe dire cosa c’era prima</w:t>
+      </w:r>
+      <w:r>
+        <w:rPr>
+          <w:b/>
+          <w:bCs/>
+        </w:rPr>
+        <w:t xml:space="preserve">? </w:t>
+      </w:r>
+      <w:r>
+        <w:rPr>
+          <w:b/>
+          <w:bCs/>
+        </w:rPr>
+        <w:t>Prima di nascere, intendo?</w:t>
+      </w:r>
+      <w:r>
+        <w:rPr>
+          <w:b/>
+          <w:bCs/>
+        </w:rPr>
+        <w:t>»</w:t>
+      </w:r>
+    </w:p>
+    <w:p>
+      <w:pPr>
+        <w:pStyle w:val="Normal"/>
+        <w:ind w:firstLine="425"/>
+        <w:jc w:val="both"/>
+        <w:rPr>
+          <w:b/>
+          <w:bCs/>
+        </w:rPr>
+      </w:pPr>
+      <w:r>
+        <w:rPr>
+          <w:b/>
+          <w:bCs/>
+        </w:rPr>
+        <w:t>«</w:t>
+      </w:r>
+      <w:r>
+        <w:rPr>
+          <w:b/>
+          <w:bCs/>
+        </w:rPr>
+        <w:t>Ovviamente no.</w:t>
+      </w:r>
+      <w:r>
+        <w:rPr>
+          <w:b/>
+          <w:bCs/>
+        </w:rPr>
+        <w:t>»</w:t>
+      </w:r>
+    </w:p>
+    <w:p>
+      <w:pPr>
+        <w:pStyle w:val="Normal"/>
+        <w:ind w:firstLine="425"/>
+        <w:jc w:val="both"/>
+        <w:rPr>
+          <w:b/>
+          <w:bCs/>
+        </w:rPr>
+      </w:pPr>
+      <w:r>
+        <w:rPr>
+          <w:b/>
+          <w:bCs/>
+        </w:rPr>
+        <w:t>«</w:t>
+      </w:r>
+      <w:r>
+        <w:rPr>
+          <w:b/>
+          <w:bCs/>
+        </w:rPr>
+        <w:t>Proprio come un sogno, non è vero? La sua bella storia inizia e non può tornare indietro a tracciarne l’origine senza incappare in un buco incolmabile.» Sorrise. «Provi a convincermi in un altro modo.</w:t>
+      </w:r>
+      <w:r>
+        <w:rPr>
+          <w:b/>
+          <w:bCs/>
+        </w:rPr>
+        <w:t>»</w:t>
+      </w:r>
+    </w:p>
+    <w:p>
+      <w:pPr>
+        <w:pStyle w:val="Normal"/>
+        <w:ind w:firstLine="425"/>
+        <w:jc w:val="both"/>
+        <w:rPr>
+          <w:b/>
+          <w:bCs/>
+        </w:rPr>
+      </w:pPr>
+      <w:r>
+        <w:rPr>
+          <w:b/>
+          <w:bCs/>
+        </w:rPr>
+        <w:t>«</w:t>
+      </w:r>
+      <w:r>
+        <w:rPr>
+          <w:b/>
+          <w:bCs/>
+        </w:rPr>
+        <w:t>Beh, n</w:t>
+      </w:r>
+      <w:r>
+        <w:rPr>
+          <w:b/>
+          <w:bCs/>
+        </w:rPr>
+        <w:t xml:space="preserve">el sogno </w:t>
+      </w:r>
+      <w:r>
+        <w:rPr>
+          <w:b/>
+          <w:bCs/>
+        </w:rPr>
+        <w:t>sei da solo. T</w:t>
+      </w:r>
+      <w:r>
+        <w:rPr>
+          <w:b/>
+          <w:bCs/>
+        </w:rPr>
+        <w:t>utti gli altri sono prodotti dalla tua mente» azzardai allora.</w:t>
       </w:r>
     </w:p>
     <w:p>
@@ -550,7 +714,11 @@
       </w:pPr>
       <w:r>
         <w:rPr/>
-        <w:t>«Ma se è così» continuai io con un filo di voce. «Come possiamo essere certi di non essere all'interno di un sogno? E sarebbe il nostro stesso? O saremmo creature sognate da un unico sognatore, come i partecipanti di un sogno, che non sanno di non avere vita ma di essere solo ombre?».</w:t>
+        <w:t xml:space="preserve">«Ma se è così» continuai io con un filo di voce. «Come possiamo essere certi di non essere all'interno di un sogno? E sarebbe il nostro stesso? O saremmo creature sognate da un unico sognatore, come i partecipanti di un sogno, che non sanno di non avere vita ma di essere solo ombre?». </w:t>
+      </w:r>
+      <w:r>
+        <w:rPr/>
+        <w:t>Mi colse improvvisamente un’irrazionale e amara pena per i personaggi di tutti i miei sogni.</w:t>
       </w:r>
     </w:p>
     <w:p>
@@ -574,43 +742,43 @@
       </w:pPr>
       <w:r>
         <w:rPr/>
-        <w:t>E, con la teatralità che lo caratterizzava, si alzò, toccandosi il cappello in segno di saluto.</w:t>
-      </w:r>
-    </w:p>
-    <w:p>
-      <w:pPr>
-        <w:pStyle w:val="Normal"/>
-        <w:ind w:firstLine="425"/>
-        <w:jc w:val="both"/>
-        <w:rPr/>
-      </w:pPr>
-      <w:r>
-        <w:rPr/>
-        <w:t>«Ora mi devo congedare. Spero che questa conversazione sia stata stimolante.»</w:t>
-      </w:r>
-    </w:p>
-    <w:p>
-      <w:pPr>
-        <w:pStyle w:val="Normal"/>
-        <w:ind w:firstLine="425"/>
-        <w:jc w:val="both"/>
-        <w:rPr/>
-      </w:pPr>
-      <w:r>
-        <w:rPr/>
-        <w:t>«Aspetti!»</w:t>
-      </w:r>
-    </w:p>
-    <w:p>
-      <w:pPr>
-        <w:pStyle w:val="Normal"/>
-        <w:ind w:firstLine="425"/>
-        <w:jc w:val="both"/>
-        <w:rPr/>
-      </w:pPr>
-      <w:r>
-        <w:rPr/>
-        <w:t>E uscì. Rimasi seduta al tavolo, da sola, guardandomi le mani. Le osservavo così forse per la prima volta in tutta la mia vita. Mi resi conto di essere viva, tutto d'un tratto. Fu come se mi avessero tirato via dagli occhi un velo trasparente e gommoso, e mi avessero infilato una chiave dietro le scapole, ruotandola tre volte come nei giocattoli di plastica.</w:t>
+        <w:t>E, con la teatralità che lo caratterizzav</w:t>
+      </w:r>
+      <w:r>
+        <w:rPr/>
+        <w:t xml:space="preserve">a, spostò la sedia all’indietro e si alzò come si leva una brezza notturna. «Mi rincresce, ma è giunto il momento che io torni ai miei affari. Mi congedo a lei ringraziandola per il tempo che ha potuto e voluto donarmi» si volse, </w:t>
+      </w:r>
+      <w:r>
+        <w:rPr/>
+        <w:t>toccandosi il cappello in segno di saluto. «</w:t>
+      </w:r>
+      <w:r>
+        <w:rPr/>
+        <w:t>Le auguro di tornare spesso ai lidi di questa stimolante conversazione.</w:t>
+      </w:r>
+      <w:r>
+        <w:rPr/>
+        <w:t>»</w:t>
+      </w:r>
+    </w:p>
+    <w:p>
+      <w:pPr>
+        <w:pStyle w:val="Normal"/>
+        <w:ind w:firstLine="425"/>
+        <w:jc w:val="both"/>
+        <w:rPr/>
+      </w:pPr>
+      <w:r>
+        <w:rPr/>
+        <w:t xml:space="preserve">Rimasi seduta al tavolo, sola, guardandomi le mani. Le osservavo così forse per la prima volta in tutta la mia vita. Mi resi conto di essere viva, tutto d'un tratto. Fu come se mi avessero tirato via dagli occhi un velo trasparente e gommoso e mi avessero infilato una chiave dietro le scapole, ruotandola tre volte come nei giocattoli </w:t>
+      </w:r>
+      <w:r>
+        <w:rPr/>
+        <w:t>per bambini</w:t>
+      </w:r>
+      <w:r>
+        <w:rPr/>
+        <w:t>.</w:t>
       </w:r>
     </w:p>
     <w:p>
@@ -777,7 +945,15 @@
       </w:pPr>
       <w:r>
         <w:rPr/>
-        <w:t>«Lo scopo è una forma di ordine che la sua mente vuole aggiungere dopo, signorina. Come una cornice su un quadro già dipinto. Lei cerca un fondamento. Un punto fermo da cui tutto dipende. Ma un sogno non si regge su qualcosa: accade e basta.»</w:t>
+        <w:t xml:space="preserve">«Lo scopo è una forma di ordine che la sua mente vuole aggiungere dopo, signorina. Come una cornice su un quadro già </w:t>
+      </w:r>
+      <w:r>
+        <w:rPr/>
+        <w:t>completo</w:t>
+      </w:r>
+      <w:r>
+        <w:rPr/>
+        <w:t>. Lei cerca un fondamento. Un punto fermo da cui tutto dipende. Ma un sogno non si regge su qualcosa: accade e basta.»</w:t>
       </w:r>
     </w:p>
     <w:p>
@@ -813,15 +989,7 @@
       </w:pPr>
       <w:r>
         <w:rPr/>
-        <w:t xml:space="preserve">La pioggia si fece più intensa. L'uomo arretrò </w:t>
-      </w:r>
-      <w:r>
-        <w:rPr/>
-        <w:t>portando le</w:t>
-      </w:r>
-      <w:r>
-        <w:rPr/>
-        <w:t xml:space="preserve"> spalle al muro, sotto lo spiovente di un tetto.</w:t>
+        <w:t>La pioggia si fece più intensa. L'uomo arretrò portando le spalle al muro, sotto lo spiovente di un tetto.</w:t>
       </w:r>
     </w:p>
     <w:p>
@@ -928,7 +1096,7 @@
       </w:pPr>
       <w:r>
         <w:rPr/>
-        <w:t>«Se è un racconto, vivrà nella mente di chi legge.»</w:t>
+        <w:t>«Se è un racconto vivrà nella mente di chi legge.»</w:t>
       </w:r>
     </w:p>
     <w:p>
@@ -976,7 +1144,42 @@
       </w:pPr>
       <w:r>
         <w:rPr/>
-        <w:t xml:space="preserve">«Di chi sogna, di chi è sognato e di chi, senza saperlo, tiene insieme entrambe le cose.» </w:t>
+        <w:t>«</w:t>
+      </w:r>
+      <w:r>
+        <w:rPr/>
+        <w:t xml:space="preserve">Ma del lettore stesso, signorina. </w:t>
+      </w:r>
+      <w:r>
+        <w:rPr/>
+        <w:t>Della voce che dà suono a queste parole e della coscienza che le interpreta</w:t>
+      </w:r>
+      <w:r>
+        <w:rPr/>
+        <w:t xml:space="preserve">. </w:t>
+      </w:r>
+      <w:r>
+        <w:rPr/>
+        <w:t xml:space="preserve">In questo modo entrambi vi renderete conto di essere uguali, signorina, poiché se lei non sa dire come è finita in questo racconto, lui non sa dire come è finito in questa vita. E in entrambi i casi vi struggete credendovi qui, incastonati, limitati. Non vi rendete conto di non essere che idee, prospettive che si impuntano a essere </w:t>
+      </w:r>
+      <w:r>
+        <w:rPr>
+          <w:i/>
+          <w:iCs/>
+        </w:rPr>
+        <w:t xml:space="preserve">res nascentes et morientes: </w:t>
+      </w:r>
+      <w:r>
+        <w:rPr/>
+        <w:t>non sapete cosa c’era prima e cosa ci sarà dopo, ma decidete comunque che ci debba essere il buio. Prima non c’era nulla, poi c’è la vita, poi non ci sarà nulla. Ma come può nascere l’essere dal non essere?» Mi pose una mano sotto il mento, delicatamente, come a sostenerlo. «Siete unità infinitamente frammentata per esperire se stessa. Sogno, sognato e sognatore. Vita, vissuto e vivente. Lei è tutto, signorina. Lei contiene me e io contengo lei. Non c’è esperienza senza questa triade, non è vero? Soggetto, azione, oggetto. Un occhio ha bisogno dello spazio per vedere un altro occhio, ma in esso stesso già contiene il suo riflesso.</w:t>
+      </w:r>
+      <w:r>
+        <w:rPr/>
+        <w:t xml:space="preserve">» </w:t>
+      </w:r>
+      <w:r>
+        <w:rPr/>
+        <w:t>Abbassò la mano. «Non piove più. Cammini con me: non c’è alcun luogo in cui andare, eppure dobbiamo andare. E dovunque noi andiamo, già siamo. Ora ha capito? Non dica di sì, che mentirebbe. Tutto questo non si capisce fino a che non lo si ha capito e per capirlo bisogna ammettere di non poterlo mai capire.»</w:t>
       </w:r>
     </w:p>
     <w:sectPr>
@@ -1008,7 +1211,7 @@
       <mc:AlternateContent>
         <mc:Choice Requires="wps">
           <w:drawing>
-            <wp:anchor distT="0" distB="0" distL="0" distR="0" simplePos="0" relativeHeight="13" behindDoc="1" locked="0" layoutInCell="0" allowOverlap="1">
+            <wp:anchor distT="0" distB="0" distL="0" distR="0" simplePos="0" relativeHeight="15" behindDoc="1" locked="0" layoutInCell="0" allowOverlap="1">
               <wp:simplePos x="0" y="0"/>
               <wp:positionH relativeFrom="margin">
                 <wp:align>center</wp:align>
@@ -1174,7 +1377,7 @@
       <mc:AlternateContent>
         <mc:Choice Requires="wps">
           <w:drawing>
-            <wp:anchor distT="0" distB="0" distL="0" distR="0" simplePos="0" relativeHeight="10" behindDoc="1" locked="0" layoutInCell="0" allowOverlap="1">
+            <wp:anchor distT="0" distB="0" distL="0" distR="0" simplePos="0" relativeHeight="12" behindDoc="1" locked="0" layoutInCell="0" allowOverlap="1">
               <wp:simplePos x="0" y="0"/>
               <wp:positionH relativeFrom="margin">
                 <wp:align>center</wp:align>
@@ -1244,7 +1447,7 @@
                               <w:rStyle w:val="PageNumber"/>
                               <w:color w:val="000000"/>
                             </w:rPr>
-                            <w:t>3</w:t>
+                            <w:t>4</w:t>
                           </w:r>
                           <w:r>
                             <w:rPr>
@@ -1305,7 +1508,7 @@
                         <w:rStyle w:val="PageNumber"/>
                         <w:color w:val="000000"/>
                       </w:rPr>
-                      <w:t>3</w:t>
+                      <w:t>4</w:t>
                     </w:r>
                     <w:r>
                       <w:rPr>
@@ -1340,7 +1543,7 @@
       <mc:AlternateContent>
         <mc:Choice Requires="wps">
           <w:drawing>
-            <wp:anchor distT="0" distB="0" distL="0" distR="0" simplePos="0" relativeHeight="10" behindDoc="1" locked="0" layoutInCell="0" allowOverlap="1">
+            <wp:anchor distT="0" distB="0" distL="0" distR="0" simplePos="0" relativeHeight="12" behindDoc="1" locked="0" layoutInCell="0" allowOverlap="1">
               <wp:simplePos x="0" y="0"/>
               <wp:positionH relativeFrom="margin">
                 <wp:align>center</wp:align>
@@ -1410,7 +1613,7 @@
                               <w:rStyle w:val="PageNumber"/>
                               <w:color w:val="000000"/>
                             </w:rPr>
-                            <w:t>3</w:t>
+                            <w:t>4</w:t>
                           </w:r>
                           <w:r>
                             <w:rPr>
@@ -1471,7 +1674,7 @@
                         <w:rStyle w:val="PageNumber"/>
                         <w:color w:val="000000"/>
                       </w:rPr>
-                      <w:t>3</w:t>
+                      <w:t>4</w:t>
                     </w:r>
                     <w:r>
                       <w:rPr>
@@ -2013,15 +2216,15 @@
       <w:rFonts w:cs="Lucida Sans"/>
     </w:rPr>
   </w:style>
+  <w:style w:type="paragraph" w:styleId="Intestazioneepidipagina">
+    <w:name w:val="Intestazione e piè di pagina"/>
+    <w:basedOn w:val="Normal"/>
+    <w:qFormat/>
+    <w:pPr/>
+    <w:rPr/>
+  </w:style>
   <w:style w:type="paragraph" w:styleId="Intestazioneepidipaginauser">
     <w:name w:val="Intestazione e piè di pagina (user)"/>
-    <w:basedOn w:val="Normal"/>
-    <w:qFormat/>
-    <w:pPr/>
-    <w:rPr/>
-  </w:style>
-  <w:style w:type="paragraph" w:styleId="Intestazioneepidipagina">
-    <w:name w:val="Intestazione e piè di pagina"/>
     <w:basedOn w:val="Normal"/>
     <w:qFormat/>
     <w:pPr/>
@@ -2188,6 +2391,13 @@
     </w:pPr>
     <w:rPr/>
   </w:style>
+  <w:style w:type="paragraph" w:styleId="Contenutocornice">
+    <w:name w:val="Contenuto cornice"/>
+    <w:basedOn w:val="Normal"/>
+    <w:qFormat/>
+    <w:pPr/>
+    <w:rPr/>
+  </w:style>
   <w:style w:type="paragraph" w:styleId="Contenutocorniceuser">
     <w:name w:val="Contenuto cornice (user)"/>
     <w:basedOn w:val="Normal"/>
@@ -2195,15 +2405,8 @@
     <w:pPr/>
     <w:rPr/>
   </w:style>
-  <w:style w:type="paragraph" w:styleId="Contenutocornice">
-    <w:name w:val="Contenuto cornice"/>
-    <w:basedOn w:val="Normal"/>
-    <w:qFormat/>
-    <w:pPr/>
-    <w:rPr/>
-  </w:style>
-  <w:style w:type="numbering" w:styleId="Nessunelencouser" w:default="1">
-    <w:name w:val="Nessun elenco (user)"/>
+  <w:style w:type="numbering" w:styleId="Nessunelenco" w:default="1">
+    <w:name w:val="Nessun elenco"/>
     <w:uiPriority w:val="99"/>
     <w:semiHidden/>
     <w:unhideWhenUsed/>
